--- a/discharged_secrets_ijcip/output/Submission_Checklist_IJCIP.docx
+++ b/discharged_secrets_ijcip/output/Submission_Checklist_IJCIP.docx
@@ -602,7 +602,7 @@
           </w:tcPr>
           <w:p>
             <w:r>
-              <w:t>Funding, competing interests, ethics, data, contribution, and AI-use statements included.</w:t>
+              <w:t>Funding, competing interests, ethics, data, contribution, and generative-artificial-intelligence statements included.</w:t>
             </w:r>
           </w:p>
         </w:tc>
